--- a/episodes/The_Dark_Rise_Episode_87.docx
+++ b/episodes/The_Dark_Rise_Episode_87.docx
@@ -154,20 +154,7 @@
     </w:p>
     <w:p>
       <w:pPr>
-        <w:spacing w:after="0" w:line="360"/>
-      </w:pPr>
-      <w:r>
-        <w:rPr>
-          <w:rFonts w:ascii="Georgia" w:hAnsi="Georgia" w:cs="Georgia"/>
-          <w:sz w:val="24"/>
-          <w:szCs w:val="24"/>
-        </w:rPr>
-        <w:t xml:space="preserve"/>
-      </w:r>
-    </w:p>
-    <w:p>
-      <w:pPr>
-        <w:spacing w:after="60" w:line="360"/>
+        <w:spacing w:after="60" w:line="360" w:before="480"/>
         <w:ind w:firstLine="360"/>
       </w:pPr>
       <w:r>
@@ -237,20 +224,7 @@
     </w:p>
     <w:p>
       <w:pPr>
-        <w:spacing w:after="0" w:line="360"/>
-      </w:pPr>
-      <w:r>
-        <w:rPr>
-          <w:rFonts w:ascii="Georgia" w:hAnsi="Georgia" w:cs="Georgia"/>
-          <w:sz w:val="24"/>
-          <w:szCs w:val="24"/>
-        </w:rPr>
-        <w:t xml:space="preserve"/>
-      </w:r>
-    </w:p>
-    <w:p>
-      <w:pPr>
-        <w:spacing w:after="60" w:line="360"/>
+        <w:spacing w:after="60" w:line="360" w:before="480"/>
         <w:ind w:firstLine="360"/>
       </w:pPr>
       <w:r>

--- a/episodes/The_Dark_Rise_Episode_87.docx
+++ b/episodes/The_Dark_Rise_Episode_87.docx
@@ -191,7 +191,7 @@
           <w:sz w:val="24"/>
           <w:szCs w:val="24"/>
         </w:rPr>
-        <w:t xml:space="preserve">They passed near Zara's hut on the way, and she stepped out at the sound of footsteps, drawn by instinct rather than any warning her muffled gift could still offer her. She looked at Emenike's face in the torchlight, at the careful distance the two soldiers kept from him without touching him, and understood immediately what she was seeing. "Oh," she said quietly, one hand rising to her mouth. "Oh, Emenike. Not you." He did not answer her. He simply looked at the ground and kept walking, and something in his refusal to meet her eyes told her more plainly than words could have that whatever had driven him to this, he had hated every day of it.</w:t>
+        <w:t xml:space="preserve">They passed near Zara's hut on the way, and she stepped out at the sound of footsteps, drawn by instinct rather than any warning her muffled gift could still offer her. She looked at Emenike's face in the torchlight, at the careful distance the two soldiers kept from him without touching him, and understood immediately what she was seeing. "Oh," she said quietly, one hand rising to her mouth. "Oh, Emenike. Not you." He did not answer her. He simply looked at the ground and kept walking, and something in his refusal to meet her eyes told her more plainly than words could have that whatever had driven him to this, he had hated every day of it. Zara watched the three of them out of sight, her hand still pressed to her mouth, grieving a man before anyone had told her his reason.</w:t>
       </w:r>
     </w:p>
     <w:p>
